--- a/Supplier_Portal_Proposal_v3.3.docx
+++ b/Supplier_Portal_Proposal_v3.3.docx
@@ -268,6 +268,282 @@
       </w:r>
     </w:p>
     <w:p/>
+    <w:p>
+      <w:pPr>
+        <w:spacing w:before="160" w:after="40"/>
+      </w:pPr>
+      <w:r>
+        <w:rPr>
+          <w:b/>
+          <w:color w:val="003366"/>
+          <w:sz w:val="22"/>
+        </w:rPr>
+        <w:t>PART I — PROPOSAL CONTEXT</w:t>
+      </w:r>
+    </w:p>
+    <w:p>
+      <w:pPr>
+        <w:spacing w:after="40"/>
+        <w:ind w:left="283"/>
+      </w:pPr>
+      <w:r>
+        <w:t>1. Cover Page</w:t>
+      </w:r>
+    </w:p>
+    <w:p>
+      <w:pPr>
+        <w:spacing w:after="40"/>
+        <w:ind w:left="283"/>
+      </w:pPr>
+      <w:r>
+        <w:t>2. Document Control</w:t>
+      </w:r>
+    </w:p>
+    <w:p>
+      <w:pPr>
+        <w:spacing w:after="40"/>
+        <w:ind w:left="283"/>
+      </w:pPr>
+      <w:r>
+        <w:t>3. Executive Summary</w:t>
+      </w:r>
+    </w:p>
+    <w:p>
+      <w:pPr>
+        <w:spacing w:after="40"/>
+        <w:ind w:left="283"/>
+      </w:pPr>
+      <w:r>
+        <w:t>4. Business Understanding</w:t>
+      </w:r>
+    </w:p>
+    <w:p>
+      <w:pPr>
+        <w:spacing w:before="160" w:after="40"/>
+      </w:pPr>
+      <w:r>
+        <w:rPr>
+          <w:b/>
+          <w:color w:val="003366"/>
+          <w:sz w:val="22"/>
+        </w:rPr>
+        <w:t>PART II — SOLUTION DESIGN</w:t>
+      </w:r>
+    </w:p>
+    <w:p>
+      <w:pPr>
+        <w:spacing w:after="40"/>
+        <w:ind w:left="283"/>
+      </w:pPr>
+      <w:r>
+        <w:t>5. Scope of Work</w:t>
+      </w:r>
+    </w:p>
+    <w:p>
+      <w:pPr>
+        <w:spacing w:after="40"/>
+        <w:ind w:left="283"/>
+      </w:pPr>
+      <w:r>
+        <w:t>6. Solution Overview</w:t>
+      </w:r>
+    </w:p>
+    <w:p>
+      <w:pPr>
+        <w:spacing w:after="40"/>
+        <w:ind w:left="283"/>
+      </w:pPr>
+      <w:r>
+        <w:t>7. Solution Architecture</w:t>
+      </w:r>
+    </w:p>
+    <w:p>
+      <w:pPr>
+        <w:spacing w:after="40"/>
+        <w:ind w:left="283"/>
+      </w:pPr>
+      <w:r>
+        <w:t>8. Non-Functional Requirements</w:t>
+      </w:r>
+    </w:p>
+    <w:p>
+      <w:pPr>
+        <w:spacing w:before="160" w:after="40"/>
+      </w:pPr>
+      <w:r>
+        <w:rPr>
+          <w:b/>
+          <w:color w:val="003366"/>
+          <w:sz w:val="22"/>
+        </w:rPr>
+        <w:t>PART III — ENGINEERING &amp; DELIVERY</w:t>
+      </w:r>
+    </w:p>
+    <w:p>
+      <w:pPr>
+        <w:spacing w:after="40"/>
+        <w:ind w:left="283"/>
+      </w:pPr>
+      <w:r>
+        <w:t>9. DevOps &amp; Release Management</w:t>
+      </w:r>
+    </w:p>
+    <w:p>
+      <w:pPr>
+        <w:spacing w:after="40"/>
+        <w:ind w:left="283"/>
+      </w:pPr>
+      <w:r>
+        <w:t>10. Delivery Approach</w:t>
+      </w:r>
+    </w:p>
+    <w:p>
+      <w:pPr>
+        <w:spacing w:after="40"/>
+        <w:ind w:left="283"/>
+      </w:pPr>
+      <w:r>
+        <w:t>11. Project Plan &amp; Milestones</w:t>
+      </w:r>
+    </w:p>
+    <w:p>
+      <w:pPr>
+        <w:spacing w:after="40"/>
+        <w:ind w:left="283"/>
+      </w:pPr>
+      <w:r>
+        <w:t>12. Team Structure</w:t>
+      </w:r>
+    </w:p>
+    <w:p>
+      <w:pPr>
+        <w:spacing w:before="160" w:after="40"/>
+      </w:pPr>
+      <w:r>
+        <w:rPr>
+          <w:b/>
+          <w:color w:val="003366"/>
+          <w:sz w:val="22"/>
+        </w:rPr>
+        <w:t>PART IV — QUALITY &amp; GOVERNANCE</w:t>
+      </w:r>
+    </w:p>
+    <w:p>
+      <w:pPr>
+        <w:spacing w:after="40"/>
+        <w:ind w:left="283"/>
+      </w:pPr>
+      <w:r>
+        <w:t>13. Quality Assurance Framework</w:t>
+      </w:r>
+    </w:p>
+    <w:p>
+      <w:pPr>
+        <w:spacing w:after="40"/>
+        <w:ind w:left="283"/>
+      </w:pPr>
+      <w:r>
+        <w:t>14. Data Migration Strategy</w:t>
+      </w:r>
+    </w:p>
+    <w:p>
+      <w:pPr>
+        <w:spacing w:after="40"/>
+        <w:ind w:left="283"/>
+      </w:pPr>
+      <w:r>
+        <w:t>15. Risk Management</w:t>
+      </w:r>
+    </w:p>
+    <w:p>
+      <w:pPr>
+        <w:spacing w:after="40"/>
+        <w:ind w:left="283"/>
+      </w:pPr>
+      <w:r>
+        <w:t>16. Change Management Process</w:t>
+      </w:r>
+    </w:p>
+    <w:p>
+      <w:pPr>
+        <w:spacing w:before="160" w:after="40"/>
+      </w:pPr>
+      <w:r>
+        <w:rPr>
+          <w:b/>
+          <w:color w:val="003366"/>
+          <w:sz w:val="22"/>
+        </w:rPr>
+        <w:t>PART V — SECURITY &amp; SUPPORT</w:t>
+      </w:r>
+    </w:p>
+    <w:p>
+      <w:pPr>
+        <w:spacing w:after="40"/>
+        <w:ind w:left="283"/>
+      </w:pPr>
+      <w:r>
+        <w:t>17. Security &amp; Compliance Controls</w:t>
+      </w:r>
+    </w:p>
+    <w:p>
+      <w:pPr>
+        <w:spacing w:after="40"/>
+        <w:ind w:left="283"/>
+      </w:pPr>
+      <w:r>
+        <w:t>18. Documentation &amp; Knowledge Transfer</w:t>
+      </w:r>
+    </w:p>
+    <w:p>
+      <w:pPr>
+        <w:spacing w:after="40"/>
+        <w:ind w:left="283"/>
+      </w:pPr>
+      <w:r>
+        <w:t>19. Support &amp; Warranty Model</w:t>
+      </w:r>
+    </w:p>
+    <w:p>
+      <w:pPr>
+        <w:spacing w:before="160" w:after="40"/>
+      </w:pPr>
+      <w:r>
+        <w:rPr>
+          <w:b/>
+          <w:color w:val="003366"/>
+          <w:sz w:val="22"/>
+        </w:rPr>
+        <w:t>PART VI — COMMERCIAL &amp; LEGAL</w:t>
+      </w:r>
+    </w:p>
+    <w:p>
+      <w:pPr>
+        <w:spacing w:after="40"/>
+        <w:ind w:left="283"/>
+      </w:pPr>
+      <w:r>
+        <w:t>20. Commercial Proposal</w:t>
+      </w:r>
+    </w:p>
+    <w:p>
+      <w:pPr>
+        <w:spacing w:after="40"/>
+        <w:ind w:left="283"/>
+      </w:pPr>
+      <w:r>
+        <w:t>21. Legal &amp; Contractual Terms</w:t>
+      </w:r>
+    </w:p>
+    <w:p>
+      <w:pPr>
+        <w:spacing w:after="40"/>
+        <w:ind w:left="283"/>
+      </w:pPr>
+      <w:r>
+        <w:t>22. About Metapointer</w:t>
+      </w:r>
+    </w:p>
     <w:p>
       <w:r>
         <w:br w:type="page"/>
@@ -3709,7 +3985,7 @@
                 <w:b/>
                 <w:sz w:val="20"/>
               </w:rPr>
-              <w:t>Est. Hours/Screen</w:t>
+              <w:t>Est. Days/Screen</w:t>
             </w:r>
           </w:p>
         </w:tc>
@@ -3723,7 +3999,7 @@
                 <w:b/>
                 <w:sz w:val="20"/>
               </w:rPr>
-              <w:t>Total Hours</w:t>
+              <w:t>Total Person-Days</w:t>
             </w:r>
           </w:p>
         </w:tc>
@@ -3777,20 +4053,20 @@
               <w:rPr>
                 <w:sz w:val="20"/>
               </w:rPr>
-              <w:t>40</w:t>
-            </w:r>
-          </w:p>
-        </w:tc>
-        <w:tc>
-          <w:tcPr>
-            <w:tcW w:type="dxa" w:w="1728"/>
-          </w:tcPr>
-          <w:p>
-            <w:r>
-              <w:rPr>
-                <w:sz w:val="20"/>
-              </w:rPr>
-              <w:t>240</w:t>
+              <w:t>5</w:t>
+            </w:r>
+          </w:p>
+        </w:tc>
+        <w:tc>
+          <w:tcPr>
+            <w:tcW w:type="dxa" w:w="1728"/>
+          </w:tcPr>
+          <w:p>
+            <w:r>
+              <w:rPr>
+                <w:sz w:val="20"/>
+              </w:rPr>
+              <w:t>30</w:t>
             </w:r>
           </w:p>
         </w:tc>
@@ -3844,20 +4120,20 @@
               <w:rPr>
                 <w:sz w:val="20"/>
               </w:rPr>
-              <w:t>35</w:t>
-            </w:r>
-          </w:p>
-        </w:tc>
-        <w:tc>
-          <w:tcPr>
-            <w:tcW w:type="dxa" w:w="1728"/>
-          </w:tcPr>
-          <w:p>
-            <w:r>
-              <w:rPr>
-                <w:sz w:val="20"/>
-              </w:rPr>
-              <w:t>105</w:t>
+              <w:t>4.5</w:t>
+            </w:r>
+          </w:p>
+        </w:tc>
+        <w:tc>
+          <w:tcPr>
+            <w:tcW w:type="dxa" w:w="1728"/>
+          </w:tcPr>
+          <w:p>
+            <w:r>
+              <w:rPr>
+                <w:sz w:val="20"/>
+              </w:rPr>
+              <w:t>13.5</w:t>
             </w:r>
           </w:p>
         </w:tc>
@@ -3911,20 +4187,20 @@
               <w:rPr>
                 <w:sz w:val="20"/>
               </w:rPr>
-              <w:t>30</w:t>
-            </w:r>
-          </w:p>
-        </w:tc>
-        <w:tc>
-          <w:tcPr>
-            <w:tcW w:type="dxa" w:w="1728"/>
-          </w:tcPr>
-          <w:p>
-            <w:r>
-              <w:rPr>
-                <w:sz w:val="20"/>
-              </w:rPr>
-              <w:t>60</w:t>
+              <w:t>4</w:t>
+            </w:r>
+          </w:p>
+        </w:tc>
+        <w:tc>
+          <w:tcPr>
+            <w:tcW w:type="dxa" w:w="1728"/>
+          </w:tcPr>
+          <w:p>
+            <w:r>
+              <w:rPr>
+                <w:sz w:val="20"/>
+              </w:rPr>
+              <w:t>8</w:t>
             </w:r>
           </w:p>
         </w:tc>
@@ -3978,20 +4254,20 @@
               <w:rPr>
                 <w:sz w:val="20"/>
               </w:rPr>
-              <w:t>45</w:t>
-            </w:r>
-          </w:p>
-        </w:tc>
-        <w:tc>
-          <w:tcPr>
-            <w:tcW w:type="dxa" w:w="1728"/>
-          </w:tcPr>
-          <w:p>
-            <w:r>
-              <w:rPr>
-                <w:sz w:val="20"/>
-              </w:rPr>
-              <w:t>180</w:t>
+              <w:t>5.5</w:t>
+            </w:r>
+          </w:p>
+        </w:tc>
+        <w:tc>
+          <w:tcPr>
+            <w:tcW w:type="dxa" w:w="1728"/>
+          </w:tcPr>
+          <w:p>
+            <w:r>
+              <w:rPr>
+                <w:sz w:val="20"/>
+              </w:rPr>
+              <w:t>22</w:t>
             </w:r>
           </w:p>
         </w:tc>
@@ -4045,20 +4321,20 @@
               <w:rPr>
                 <w:sz w:val="20"/>
               </w:rPr>
-              <w:t>40</w:t>
-            </w:r>
-          </w:p>
-        </w:tc>
-        <w:tc>
-          <w:tcPr>
-            <w:tcW w:type="dxa" w:w="1728"/>
-          </w:tcPr>
-          <w:p>
-            <w:r>
-              <w:rPr>
-                <w:sz w:val="20"/>
-              </w:rPr>
-              <w:t>200</w:t>
+              <w:t>5</w:t>
+            </w:r>
+          </w:p>
+        </w:tc>
+        <w:tc>
+          <w:tcPr>
+            <w:tcW w:type="dxa" w:w="1728"/>
+          </w:tcPr>
+          <w:p>
+            <w:r>
+              <w:rPr>
+                <w:sz w:val="20"/>
+              </w:rPr>
+              <w:t>25</w:t>
             </w:r>
           </w:p>
         </w:tc>
@@ -4112,20 +4388,20 @@
               <w:rPr>
                 <w:sz w:val="20"/>
               </w:rPr>
-              <w:t>40</w:t>
-            </w:r>
-          </w:p>
-        </w:tc>
-        <w:tc>
-          <w:tcPr>
-            <w:tcW w:type="dxa" w:w="1728"/>
-          </w:tcPr>
-          <w:p>
-            <w:r>
-              <w:rPr>
-                <w:sz w:val="20"/>
-              </w:rPr>
-              <w:t>200</w:t>
+              <w:t>5</w:t>
+            </w:r>
+          </w:p>
+        </w:tc>
+        <w:tc>
+          <w:tcPr>
+            <w:tcW w:type="dxa" w:w="1728"/>
+          </w:tcPr>
+          <w:p>
+            <w:r>
+              <w:rPr>
+                <w:sz w:val="20"/>
+              </w:rPr>
+              <w:t>25</w:t>
             </w:r>
           </w:p>
         </w:tc>
@@ -4179,20 +4455,20 @@
               <w:rPr>
                 <w:sz w:val="20"/>
               </w:rPr>
-              <w:t>35</w:t>
-            </w:r>
-          </w:p>
-        </w:tc>
-        <w:tc>
-          <w:tcPr>
-            <w:tcW w:type="dxa" w:w="1728"/>
-          </w:tcPr>
-          <w:p>
-            <w:r>
-              <w:rPr>
-                <w:sz w:val="20"/>
-              </w:rPr>
-              <w:t>70</w:t>
+              <w:t>4.5</w:t>
+            </w:r>
+          </w:p>
+        </w:tc>
+        <w:tc>
+          <w:tcPr>
+            <w:tcW w:type="dxa" w:w="1728"/>
+          </w:tcPr>
+          <w:p>
+            <w:r>
+              <w:rPr>
+                <w:sz w:val="20"/>
+              </w:rPr>
+              <w:t>9</w:t>
             </w:r>
           </w:p>
         </w:tc>
@@ -4246,20 +4522,20 @@
               <w:rPr>
                 <w:sz w:val="20"/>
               </w:rPr>
-              <w:t>50</w:t>
-            </w:r>
-          </w:p>
-        </w:tc>
-        <w:tc>
-          <w:tcPr>
-            <w:tcW w:type="dxa" w:w="1728"/>
-          </w:tcPr>
-          <w:p>
-            <w:r>
-              <w:rPr>
-                <w:sz w:val="20"/>
-              </w:rPr>
-              <w:t>100</w:t>
+              <w:t>6</w:t>
+            </w:r>
+          </w:p>
+        </w:tc>
+        <w:tc>
+          <w:tcPr>
+            <w:tcW w:type="dxa" w:w="1728"/>
+          </w:tcPr>
+          <w:p>
+            <w:r>
+              <w:rPr>
+                <w:sz w:val="20"/>
+              </w:rPr>
+              <w:t>12</w:t>
             </w:r>
           </w:p>
         </w:tc>
@@ -5113,9 +5389,11 @@
         <w:rPr>
           <w:b/>
         </w:rPr>
-        <w:t>Modals &amp; Pop-ups Total: ~200 hours</w:t>
-      </w:r>
-      <w:r/>
+        <w:t>Modals &amp; Pop-ups:</w:t>
+      </w:r>
+      <w:r>
+        <w:t xml:space="preserve"> ~5 person-weeks</w:t>
+      </w:r>
     </w:p>
     <w:p>
       <w:pPr>
@@ -5126,9 +5404,26 @@
         <w:rPr>
           <w:b/>
         </w:rPr>
-        <w:t>Screen Development Total: ~1,355 hours</w:t>
-      </w:r>
+        <w:t>Screen Development:</w:t>
+      </w:r>
+      <w:r>
+        <w:t xml:space="preserve"> ~29 person-weeks</w:t>
+      </w:r>
+    </w:p>
+    <w:p>
+      <w:pPr>
+        <w:pStyle w:val="ListBullet"/>
+      </w:pPr>
       <w:r/>
+      <w:r>
+        <w:rPr>
+          <w:b/>
+        </w:rPr>
+        <w:t>Combined Frontend (Screens + Modals): ~34 person-weeks</w:t>
+      </w:r>
+      <w:r>
+        <w:t xml:space="preserve"> → ~11 calendar weeks with 3 FE devs</w:t>
+      </w:r>
     </w:p>
     <w:p>
       <w:r>
@@ -5190,7 +5485,7 @@
                 <w:b/>
                 <w:sz w:val="20"/>
               </w:rPr>
-              <w:t>Est. Hours/Workflow</w:t>
+              <w:t>Est. Days/Workflow</w:t>
             </w:r>
           </w:p>
         </w:tc>
@@ -5204,7 +5499,7 @@
                 <w:b/>
                 <w:sz w:val="20"/>
               </w:rPr>
-              <w:t>Total Hours</w:t>
+              <w:t>Total Person-Days</w:t>
             </w:r>
           </w:p>
         </w:tc>
@@ -5245,7 +5540,7 @@
               <w:rPr>
                 <w:sz w:val="20"/>
               </w:rPr>
-              <w:t>120</w:t>
+              <w:t>15</w:t>
             </w:r>
           </w:p>
         </w:tc>
@@ -5258,7 +5553,7 @@
               <w:rPr>
                 <w:sz w:val="20"/>
               </w:rPr>
-              <w:t>360</w:t>
+              <w:t>45</w:t>
             </w:r>
           </w:p>
         </w:tc>
@@ -5299,7 +5594,7 @@
               <w:rPr>
                 <w:sz w:val="20"/>
               </w:rPr>
-              <w:t>100</w:t>
+              <w:t>12.5</w:t>
             </w:r>
           </w:p>
         </w:tc>
@@ -5312,7 +5607,7 @@
               <w:rPr>
                 <w:sz w:val="20"/>
               </w:rPr>
-              <w:t>200</w:t>
+              <w:t>25</w:t>
             </w:r>
           </w:p>
         </w:tc>
@@ -5353,7 +5648,7 @@
               <w:rPr>
                 <w:sz w:val="20"/>
               </w:rPr>
-              <w:t>80</w:t>
+              <w:t>10</w:t>
             </w:r>
           </w:p>
         </w:tc>
@@ -5366,7 +5661,7 @@
               <w:rPr>
                 <w:sz w:val="20"/>
               </w:rPr>
-              <w:t>80</w:t>
+              <w:t>10</w:t>
             </w:r>
           </w:p>
         </w:tc>
@@ -5407,7 +5702,7 @@
               <w:rPr>
                 <w:sz w:val="20"/>
               </w:rPr>
-              <w:t>140</w:t>
+              <w:t>17.5</w:t>
             </w:r>
           </w:p>
         </w:tc>
@@ -5420,7 +5715,7 @@
               <w:rPr>
                 <w:sz w:val="20"/>
               </w:rPr>
-              <w:t>280</w:t>
+              <w:t>35</w:t>
             </w:r>
           </w:p>
         </w:tc>
@@ -5461,7 +5756,7 @@
               <w:rPr>
                 <w:sz w:val="20"/>
               </w:rPr>
-              <w:t>120</w:t>
+              <w:t>15</w:t>
             </w:r>
           </w:p>
         </w:tc>
@@ -5474,7 +5769,7 @@
               <w:rPr>
                 <w:sz w:val="20"/>
               </w:rPr>
-              <w:t>240</w:t>
+              <w:t>30</w:t>
             </w:r>
           </w:p>
         </w:tc>
@@ -5515,7 +5810,7 @@
               <w:rPr>
                 <w:sz w:val="20"/>
               </w:rPr>
-              <w:t>130</w:t>
+              <w:t>16</w:t>
             </w:r>
           </w:p>
         </w:tc>
@@ -5528,7 +5823,7 @@
               <w:rPr>
                 <w:sz w:val="20"/>
               </w:rPr>
-              <w:t>390</w:t>
+              <w:t>48</w:t>
             </w:r>
           </w:p>
         </w:tc>
@@ -5569,7 +5864,7 @@
               <w:rPr>
                 <w:sz w:val="20"/>
               </w:rPr>
-              <w:t>130</w:t>
+              <w:t>16</w:t>
             </w:r>
           </w:p>
         </w:tc>
@@ -5582,7 +5877,7 @@
               <w:rPr>
                 <w:sz w:val="20"/>
               </w:rPr>
-              <w:t>390</w:t>
+              <w:t>48</w:t>
             </w:r>
           </w:p>
         </w:tc>
@@ -5598,9 +5893,348 @@
         <w:rPr>
           <w:b/>
         </w:rPr>
-        <w:t>Agent/Service Development Total: ~1,940 hours</w:t>
-      </w:r>
-      <w:r/>
+        <w:t>Agent/Service Development Total: ~49 person-weeks</w:t>
+      </w:r>
+      <w:r>
+        <w:t xml:space="preserve"> (delivered by 2 Senior Backend Engineers + Architect/Tech Lead contributing ~40% backend effort → ~16 calendar weeks)</w:t>
+      </w:r>
+    </w:p>
+    <w:p>
+      <w:r>
+        <w:rPr>
+          <w:b/>
+        </w:rPr>
+        <w:t>Effort Reconciliation with Timeline:</w:t>
+      </w:r>
+    </w:p>
+    <w:tbl>
+      <w:tblPr>
+        <w:tblStyle w:val="LightGrid-Accent1"/>
+        <w:tblW w:type="auto" w:w="0"/>
+        <w:jc w:val="center"/>
+        <w:tblLook w:firstColumn="1" w:firstRow="1" w:lastColumn="0" w:lastRow="0" w:noHBand="0" w:noVBand="1" w:val="04A0"/>
+      </w:tblPr>
+      <w:tblGrid>
+        <w:gridCol w:w="1728"/>
+        <w:gridCol w:w="1728"/>
+        <w:gridCol w:w="1728"/>
+        <w:gridCol w:w="1728"/>
+        <w:gridCol w:w="1728"/>
+      </w:tblGrid>
+      <w:tr>
+        <w:tc>
+          <w:tcPr>
+            <w:tcW w:type="dxa" w:w="1728"/>
+          </w:tcPr>
+          <w:p>
+            <w:r>
+              <w:rPr>
+                <w:b/>
+                <w:sz w:val="20"/>
+              </w:rPr>
+              <w:t>Stream</w:t>
+            </w:r>
+          </w:p>
+        </w:tc>
+        <w:tc>
+          <w:tcPr>
+            <w:tcW w:type="dxa" w:w="1728"/>
+          </w:tcPr>
+          <w:p>
+            <w:r>
+              <w:rPr>
+                <w:b/>
+                <w:sz w:val="20"/>
+              </w:rPr>
+              <w:t>Gross Effort</w:t>
+            </w:r>
+          </w:p>
+        </w:tc>
+        <w:tc>
+          <w:tcPr>
+            <w:tcW w:type="dxa" w:w="1728"/>
+          </w:tcPr>
+          <w:p>
+            <w:r>
+              <w:rPr>
+                <w:b/>
+                <w:sz w:val="20"/>
+              </w:rPr>
+              <w:t>Team</w:t>
+            </w:r>
+          </w:p>
+        </w:tc>
+        <w:tc>
+          <w:tcPr>
+            <w:tcW w:type="dxa" w:w="1728"/>
+          </w:tcPr>
+          <w:p>
+            <w:r>
+              <w:rPr>
+                <w:b/>
+                <w:sz w:val="20"/>
+              </w:rPr>
+              <w:t>AI Multiplier</w:t>
+            </w:r>
+          </w:p>
+        </w:tc>
+        <w:tc>
+          <w:tcPr>
+            <w:tcW w:type="dxa" w:w="1728"/>
+          </w:tcPr>
+          <w:p>
+            <w:r>
+              <w:rPr>
+                <w:b/>
+                <w:sz w:val="20"/>
+              </w:rPr>
+              <w:t>Calendar Weeks</w:t>
+            </w:r>
+          </w:p>
+        </w:tc>
+      </w:tr>
+      <w:tr>
+        <w:tc>
+          <w:tcPr>
+            <w:tcW w:type="dxa" w:w="1728"/>
+          </w:tcPr>
+          <w:p>
+            <w:r>
+              <w:rPr>
+                <w:sz w:val="20"/>
+              </w:rPr>
+              <w:t>Frontend (Screens + Modals)</w:t>
+            </w:r>
+          </w:p>
+        </w:tc>
+        <w:tc>
+          <w:tcPr>
+            <w:tcW w:type="dxa" w:w="1728"/>
+          </w:tcPr>
+          <w:p>
+            <w:r>
+              <w:rPr>
+                <w:sz w:val="20"/>
+              </w:rPr>
+              <w:t>~34 person-weeks</w:t>
+            </w:r>
+          </w:p>
+        </w:tc>
+        <w:tc>
+          <w:tcPr>
+            <w:tcW w:type="dxa" w:w="1728"/>
+          </w:tcPr>
+          <w:p>
+            <w:r>
+              <w:rPr>
+                <w:sz w:val="20"/>
+              </w:rPr>
+              <w:t>3 FE Devs</w:t>
+            </w:r>
+          </w:p>
+        </w:tc>
+        <w:tc>
+          <w:tcPr>
+            <w:tcW w:type="dxa" w:w="1728"/>
+          </w:tcPr>
+          <w:p>
+            <w:r>
+              <w:rPr>
+                <w:sz w:val="20"/>
+              </w:rPr>
+              <w:t>1.40x</w:t>
+            </w:r>
+          </w:p>
+        </w:tc>
+        <w:tc>
+          <w:tcPr>
+            <w:tcW w:type="dxa" w:w="1728"/>
+          </w:tcPr>
+          <w:p>
+            <w:r>
+              <w:rPr>
+                <w:sz w:val="20"/>
+              </w:rPr>
+              <w:t>~15 weeks</w:t>
+            </w:r>
+          </w:p>
+        </w:tc>
+      </w:tr>
+      <w:tr>
+        <w:tc>
+          <w:tcPr>
+            <w:tcW w:type="dxa" w:w="1728"/>
+          </w:tcPr>
+          <w:p>
+            <w:r>
+              <w:rPr>
+                <w:sz w:val="20"/>
+              </w:rPr>
+              <w:t>Backend (Agent Services)</w:t>
+            </w:r>
+          </w:p>
+        </w:tc>
+        <w:tc>
+          <w:tcPr>
+            <w:tcW w:type="dxa" w:w="1728"/>
+          </w:tcPr>
+          <w:p>
+            <w:r>
+              <w:rPr>
+                <w:sz w:val="20"/>
+              </w:rPr>
+              <w:t>~49 person-weeks</w:t>
+            </w:r>
+          </w:p>
+        </w:tc>
+        <w:tc>
+          <w:tcPr>
+            <w:tcW w:type="dxa" w:w="1728"/>
+          </w:tcPr>
+          <w:p>
+            <w:r>
+              <w:rPr>
+                <w:sz w:val="20"/>
+              </w:rPr>
+              <w:t>2 BE + Architect (~40%)</w:t>
+            </w:r>
+          </w:p>
+        </w:tc>
+        <w:tc>
+          <w:tcPr>
+            <w:tcW w:type="dxa" w:w="1728"/>
+          </w:tcPr>
+          <w:p>
+            <w:r>
+              <w:rPr>
+                <w:sz w:val="20"/>
+              </w:rPr>
+              <w:t>1.30x</w:t>
+            </w:r>
+          </w:p>
+        </w:tc>
+        <w:tc>
+          <w:tcPr>
+            <w:tcW w:type="dxa" w:w="1728"/>
+          </w:tcPr>
+          <w:p>
+            <w:r>
+              <w:rPr>
+                <w:sz w:val="20"/>
+              </w:rPr>
+              <w:t>~16 weeks</w:t>
+            </w:r>
+          </w:p>
+        </w:tc>
+      </w:tr>
+      <w:tr>
+        <w:tc>
+          <w:tcPr>
+            <w:tcW w:type="dxa" w:w="1728"/>
+          </w:tcPr>
+          <w:p>
+            <w:r>
+              <w:rPr>
+                <w:sz w:val="20"/>
+              </w:rPr>
+              <w:t>QA (E2E, Perf, Security, RBAC)</w:t>
+            </w:r>
+          </w:p>
+        </w:tc>
+        <w:tc>
+          <w:tcPr>
+            <w:tcW w:type="dxa" w:w="1728"/>
+          </w:tcPr>
+          <w:p>
+            <w:r>
+              <w:rPr>
+                <w:sz w:val="20"/>
+              </w:rPr>
+              <w:t>~28 person-weeks</w:t>
+            </w:r>
+          </w:p>
+        </w:tc>
+        <w:tc>
+          <w:tcPr>
+            <w:tcW w:type="dxa" w:w="1728"/>
+          </w:tcPr>
+          <w:p>
+            <w:r>
+              <w:rPr>
+                <w:sz w:val="20"/>
+              </w:rPr>
+              <w:t>1 QA Engineer + Automation</w:t>
+            </w:r>
+          </w:p>
+        </w:tc>
+        <w:tc>
+          <w:tcPr>
+            <w:tcW w:type="dxa" w:w="1728"/>
+          </w:tcPr>
+          <w:p>
+            <w:r>
+              <w:rPr>
+                <w:sz w:val="20"/>
+              </w:rPr>
+              <w:t>—</w:t>
+            </w:r>
+          </w:p>
+        </w:tc>
+        <w:tc>
+          <w:tcPr>
+            <w:tcW w:type="dxa" w:w="1728"/>
+          </w:tcPr>
+          <w:p>
+            <w:r>
+              <w:rPr>
+                <w:sz w:val="20"/>
+              </w:rPr>
+              <w:t>~17 weeks (parallel streams, overlaps with dev from Week 3)</w:t>
+            </w:r>
+          </w:p>
+        </w:tc>
+      </w:tr>
+    </w:tbl>
+    <w:p/>
+    <w:p>
+      <w:pPr>
+        <w:pStyle w:val="ListBullet"/>
+      </w:pPr>
+      <w:r>
+        <w:t>All estimates are gross effort before AI productivity adjustment</w:t>
+      </w:r>
+    </w:p>
+    <w:p>
+      <w:pPr>
+        <w:pStyle w:val="ListBullet"/>
+      </w:pPr>
+      <w:r>
+        <w:t>Unit tests (~11 weeks) are developer responsibility and included in FE/BE capacity, not QA</w:t>
+      </w:r>
+    </w:p>
+    <w:p>
+      <w:pPr>
+        <w:pStyle w:val="ListBullet"/>
+      </w:pPr>
+      <w:r>
+        <w:t>QA 17-week calendar accommodates ~28 person-weeks through overlapping test streams (backend validation + frontend E2E run concurrently Weeks 6–11; performance + security overlap Weeks 13–15)</w:t>
+      </w:r>
+    </w:p>
+    <w:p>
+      <w:pPr>
+        <w:pStyle w:val="ListBullet"/>
+      </w:pPr>
+      <w:r>
+        <w:t>QA execution begins Week 1 (setup/framework) and completes Week 17 (regression + release hardening), 3 weeks before program end for handover buffer</w:t>
+      </w:r>
+    </w:p>
+    <w:p>
+      <w:pPr>
+        <w:pStyle w:val="ListBullet"/>
+      </w:pPr>
+      <w:r>
+        <w:t>Calendar alignment validated in Section 11.3</w:t>
+      </w:r>
     </w:p>
     <w:p>
       <w:pPr>
@@ -5782,7 +6416,7 @@
               <w:rPr>
                 <w:sz w:val="20"/>
               </w:rPr>
-              <w:t>~5 weeks (QA)</w:t>
+              <w:t>~5 weeks (Dev)</w:t>
             </w:r>
           </w:p>
         </w:tc>
@@ -5823,7 +6457,7 @@
               <w:rPr>
                 <w:sz w:val="20"/>
               </w:rPr>
-              <w:t>~6 weeks (QA)</w:t>
+              <w:t>~6 weeks (Dev)</w:t>
             </w:r>
           </w:p>
         </w:tc>
@@ -5876,7 +6510,7 @@
         <w:rPr>
           <w:b/>
         </w:rPr>
-        <w:t>Integration &amp; E2E Testing:</w:t>
+        <w:t>Functional Testing (E2E + Regression):</w:t>
       </w:r>
     </w:p>
     <w:tbl>
@@ -5945,7 +6579,7 @@
               <w:rPr>
                 <w:sz w:val="20"/>
               </w:rPr>
-              <w:t>Supplier Onboarding</w:t>
+              <w:t>Supplier Onboarding E2E</w:t>
             </w:r>
           </w:p>
         </w:tc>
@@ -5971,7 +6605,7 @@
               <w:rPr>
                 <w:sz w:val="20"/>
               </w:rPr>
-              <w:t>~4 weeks (QA)</w:t>
+              <w:t>~3 weeks (QA)</w:t>
             </w:r>
           </w:p>
         </w:tc>
@@ -5999,7 +6633,7 @@
               <w:rPr>
                 <w:sz w:val="20"/>
               </w:rPr>
-              <w:t>Verify vendor orchestration calls HR screening/bank APIs correctly; validate result display and error handling</w:t>
+              <w:t>Vendor orchestration calls HR screening/bank APIs; result display and error handling</w:t>
             </w:r>
           </w:p>
         </w:tc>
@@ -6027,7 +6661,7 @@
               <w:rPr>
                 <w:sz w:val="20"/>
               </w:rPr>
-              <w:t>Approval Workflows</w:t>
+              <w:t>Approval Workflows E2E</w:t>
             </w:r>
           </w:p>
         </w:tc>
@@ -6053,7 +6687,7 @@
               <w:rPr>
                 <w:sz w:val="20"/>
               </w:rPr>
-              <w:t>~3 weeks (QA)</w:t>
+              <w:t>~2 weeks (QA)</w:t>
             </w:r>
           </w:p>
         </w:tc>
@@ -6068,7 +6702,7 @@
               <w:rPr>
                 <w:sz w:val="20"/>
               </w:rPr>
-              <w:t>PO / Invoice Flows</w:t>
+              <w:t>PO / Invoice Flows E2E</w:t>
             </w:r>
           </w:p>
         </w:tc>
@@ -6094,7 +6728,7 @@
               <w:rPr>
                 <w:sz w:val="20"/>
               </w:rPr>
-              <w:t>~5 weeks (QA)</w:t>
+              <w:t>~4 weeks (QA)</w:t>
             </w:r>
           </w:p>
         </w:tc>
@@ -6109,7 +6743,7 @@
               <w:rPr>
                 <w:sz w:val="20"/>
               </w:rPr>
-              <w:t>Document Management</w:t>
+              <w:t>Document, Dashboard &amp; Cross-cutting</w:t>
             </w:r>
           </w:p>
         </w:tc>
@@ -6122,7 +6756,7 @@
               <w:rPr>
                 <w:sz w:val="20"/>
               </w:rPr>
-              <w:t>Upload, Download, Delete, Version control, Bulk operations</w:t>
+              <w:t>Document mgmt, KPI dashboards, Keycloak SSO flow, multi-tenant isolation, session mgmt</w:t>
             </w:r>
           </w:p>
         </w:tc>
@@ -6135,7 +6769,7 @@
               <w:rPr>
                 <w:sz w:val="20"/>
               </w:rPr>
-              <w:t>~1.5 weeks (QA)</w:t>
+              <w:t>~3 weeks (QA)</w:t>
             </w:r>
           </w:p>
         </w:tc>
@@ -6150,7 +6784,7 @@
               <w:rPr>
                 <w:sz w:val="20"/>
               </w:rPr>
-              <w:t>Dashboard &amp; Reporting</w:t>
+              <w:t>Regression Suite</w:t>
             </w:r>
           </w:p>
         </w:tc>
@@ -6163,48 +6797,7 @@
               <w:rPr>
                 <w:sz w:val="20"/>
               </w:rPr>
-              <w:t>KPI calculations, Data aggregation, Drill-downs</w:t>
-            </w:r>
-          </w:p>
-        </w:tc>
-        <w:tc>
-          <w:tcPr>
-            <w:tcW w:type="dxa" w:w="2880"/>
-          </w:tcPr>
-          <w:p>
-            <w:r>
-              <w:rPr>
-                <w:sz w:val="20"/>
-              </w:rPr>
-              <w:t>~1.5 weeks (QA)</w:t>
-            </w:r>
-          </w:p>
-        </w:tc>
-      </w:tr>
-      <w:tr>
-        <w:tc>
-          <w:tcPr>
-            <w:tcW w:type="dxa" w:w="2880"/>
-          </w:tcPr>
-          <w:p>
-            <w:r>
-              <w:rPr>
-                <w:sz w:val="20"/>
-              </w:rPr>
-              <w:t>Portal Cross-cutting Flows</w:t>
-            </w:r>
-          </w:p>
-        </w:tc>
-        <w:tc>
-          <w:tcPr>
-            <w:tcW w:type="dxa" w:w="2880"/>
-          </w:tcPr>
-          <w:p>
-            <w:r>
-              <w:rPr>
-                <w:sz w:val="20"/>
-              </w:rPr>
-              <w:t>Keycloak SSO token flow → RBAC → Multi-tenant isolation → Session mgmt</w:t>
+              <w:t>Automated regression across all agents per sprint</w:t>
             </w:r>
           </w:p>
         </w:tc>
@@ -6229,7 +6822,7 @@
         <w:rPr>
           <w:b/>
         </w:rPr>
-        <w:t>Performance &amp; Load Testing:</w:t>
+        <w:t>Performance, Security &amp; Compliance Testing:</w:t>
       </w:r>
     </w:p>
     <w:tbl>
@@ -6255,7 +6848,7 @@
                 <w:b/>
                 <w:sz w:val="20"/>
               </w:rPr>
-              <w:t>Test Area</w:t>
+              <w:t>Area</w:t>
             </w:r>
           </w:p>
         </w:tc>
@@ -6269,7 +6862,7 @@
                 <w:b/>
                 <w:sz w:val="20"/>
               </w:rPr>
-              <w:t>Benchmark</w:t>
+              <w:t>Scope</w:t>
             </w:r>
           </w:p>
         </w:tc>
@@ -6298,7 +6891,7 @@
               <w:rPr>
                 <w:sz w:val="20"/>
               </w:rPr>
-              <w:t>API Response Time Validation</w:t>
+              <w:t>API &amp; Grid Performance</w:t>
             </w:r>
           </w:p>
         </w:tc>
@@ -6311,7 +6904,7 @@
               <w:rPr>
                 <w:sz w:val="20"/>
               </w:rPr>
-              <w:t>All APIs &lt; 3 seconds (RFP requirement)</w:t>
+              <w:t>All APIs &lt; 3s (RFP), Grid &lt; 500ms, virtual scrolling stress</w:t>
             </w:r>
           </w:p>
         </w:tc>
@@ -6324,7 +6917,7 @@
               <w:rPr>
                 <w:sz w:val="20"/>
               </w:rPr>
-              <w:t>~1.5 weeks (QA)</w:t>
+              <w:t>~2 weeks (QA)</w:t>
             </w:r>
           </w:p>
         </w:tc>
@@ -6339,7 +6932,7 @@
               <w:rPr>
                 <w:sz w:val="20"/>
               </w:rPr>
-              <w:t>Grid Load Time</w:t>
+              <w:t>Load, Stress &amp; Soak Testing</w:t>
             </w:r>
           </w:p>
         </w:tc>
@@ -6352,7 +6945,7 @@
               <w:rPr>
                 <w:sz w:val="20"/>
               </w:rPr>
-              <w:t>&lt; 500ms for 1000 rows (NFR requirement)</w:t>
+              <w:t>100–500 concurrent users, ERP sync throughput, container scaling under G4</w:t>
             </w:r>
           </w:p>
         </w:tc>
@@ -6365,7 +6958,7 @@
               <w:rPr>
                 <w:sz w:val="20"/>
               </w:rPr>
-              <w:t>~1 week (QA)</w:t>
+              <w:t>~3 weeks (QA)</w:t>
             </w:r>
           </w:p>
         </w:tc>
@@ -6380,7 +6973,7 @@
               <w:rPr>
                 <w:sz w:val="20"/>
               </w:rPr>
-              <w:t>Virtual Scrolling Stress</w:t>
+              <w:t>Vulnerability Scanning (OWASP Top 10)</w:t>
             </w:r>
           </w:p>
         </w:tc>
@@ -6393,7 +6986,7 @@
               <w:rPr>
                 <w:sz w:val="20"/>
               </w:rPr>
-              <w:t>&gt; 1000 rows, 30+ columns performance</w:t>
+              <w:t>SAST + DAST scanning of all vendor-built endpoints</w:t>
             </w:r>
           </w:p>
         </w:tc>
@@ -6406,7 +6999,7 @@
               <w:rPr>
                 <w:sz w:val="20"/>
               </w:rPr>
-              <w:t>~1 week (QA)</w:t>
+              <w:t>~1.5 weeks (QA)</w:t>
             </w:r>
           </w:p>
         </w:tc>
@@ -6421,7 +7014,7 @@
               <w:rPr>
                 <w:sz w:val="20"/>
               </w:rPr>
-              <w:t>Concurrent User Load</w:t>
+              <w:t>RBAC/ABAC &amp; Tenant Isolation</w:t>
             </w:r>
           </w:p>
         </w:tc>
@@ -6434,7 +7027,7 @@
               <w:rPr>
                 <w:sz w:val="20"/>
               </w:rPr>
-              <w:t>Simulate 100–500 concurrent suppliers</w:t>
+              <w:t>Role matrix (4 personas × 29 screens + 11 modals), cross-tenant prevention, privilege escalation, RLS</w:t>
             </w:r>
           </w:p>
         </w:tc>
@@ -6447,7 +7040,7 @@
               <w:rPr>
                 <w:sz w:val="20"/>
               </w:rPr>
-              <w:t>~1.5 weeks (QA)</w:t>
+              <w:t>~3 weeks (QA)</w:t>
             </w:r>
           </w:p>
         </w:tc>
@@ -6462,7 +7055,7 @@
               <w:rPr>
                 <w:sz w:val="20"/>
               </w:rPr>
-              <w:t>ERP Sync Throughput</w:t>
+              <w:t>SSO, CSP &amp; Vault Validation</w:t>
             </w:r>
           </w:p>
         </w:tc>
@@ -6475,7 +7068,7 @@
               <w:rPr>
                 <w:sz w:val="20"/>
               </w:rPr>
-              <w:t>PO import + Invoice sync under load</w:t>
+              <w:t>Keycloak token flow, session handling, CSP headers, HashiCorp Vault integration</w:t>
             </w:r>
           </w:p>
         </w:tc>
@@ -6488,7 +7081,7 @@
               <w:rPr>
                 <w:sz w:val="20"/>
               </w:rPr>
-              <w:t>~1 week (QA)</w:t>
+              <w:t>~1.5 weeks (QA)</w:t>
             </w:r>
           </w:p>
         </w:tc>
@@ -6503,7 +7096,7 @@
               <w:rPr>
                 <w:sz w:val="20"/>
               </w:rPr>
-              <w:t>Horizontal Scaling Validation</w:t>
+              <w:t>Infosec Clearance Prep</w:t>
             </w:r>
           </w:p>
         </w:tc>
@@ -6516,7 +7109,7 @@
               <w:rPr>
                 <w:sz w:val="20"/>
               </w:rPr>
-              <w:t>Container scaling under G4 environment</w:t>
+              <w:t>Documentation and remediation for HighRadius cybersecurity team</w:t>
             </w:r>
           </w:p>
         </w:tc>
@@ -6541,7 +7134,7 @@
         <w:rPr>
           <w:b/>
         </w:rPr>
-        <w:t>Security Testing:</w:t>
+        <w:t>QA Execution Timeline (17 Weeks):</w:t>
       </w:r>
     </w:p>
     <w:tbl>
@@ -6567,7 +7160,7 @@
                 <w:b/>
                 <w:sz w:val="20"/>
               </w:rPr>
-              <w:t>Security Area</w:t>
+              <w:t>QA Phase</w:t>
             </w:r>
           </w:p>
         </w:tc>
@@ -6581,7 +7174,7 @@
                 <w:b/>
                 <w:sz w:val="20"/>
               </w:rPr>
-              <w:t>Scope</w:t>
+              <w:t>Program Weeks</w:t>
             </w:r>
           </w:p>
         </w:tc>
@@ -6595,7 +7188,7 @@
                 <w:b/>
                 <w:sz w:val="20"/>
               </w:rPr>
-              <w:t>Effort</w:t>
+              <w:t>Activities</w:t>
             </w:r>
           </w:p>
         </w:tc>
@@ -6610,7 +7203,7 @@
               <w:rPr>
                 <w:sz w:val="20"/>
               </w:rPr>
-              <w:t>Vulnerability Scanning (OWASP Top 10)</w:t>
+              <w:t>Setup &amp; Framework</w:t>
             </w:r>
           </w:p>
         </w:tc>
@@ -6623,7 +7216,7 @@
               <w:rPr>
                 <w:sz w:val="20"/>
               </w:rPr>
-              <w:t>SAST + DAST scanning of all vendor-built endpoints</w:t>
+              <w:t>1–2</w:t>
             </w:r>
           </w:p>
         </w:tc>
@@ -6636,7 +7229,7 @@
               <w:rPr>
                 <w:sz w:val="20"/>
               </w:rPr>
-              <w:t>~1.5 weeks (QA)</w:t>
+              <w:t>Automation framework init, CI integration, RBAC matrix prep, test data modeling</w:t>
             </w:r>
           </w:p>
         </w:tc>
@@ -6651,7 +7244,7 @@
               <w:rPr>
                 <w:sz w:val="20"/>
               </w:rPr>
-              <w:t>SSO Token Validation Testing</w:t>
+              <w:t>Backend Validation</w:t>
             </w:r>
           </w:p>
         </w:tc>
@@ -6664,7 +7257,7 @@
               <w:rPr>
                 <w:sz w:val="20"/>
               </w:rPr>
-              <w:t>Keycloak token consumption, session handling, expiry edge cases</w:t>
+              <w:t>3–8</w:t>
             </w:r>
           </w:p>
         </w:tc>
@@ -6677,7 +7270,7 @@
               <w:rPr>
                 <w:sz w:val="20"/>
               </w:rPr>
-              <w:t>~1 week (QA)</w:t>
+              <w:t>66 APIs + 7 integrations: functional, negative, tenant enforcement, failure injection</w:t>
             </w:r>
           </w:p>
         </w:tc>
@@ -6692,7 +7285,7 @@
               <w:rPr>
                 <w:sz w:val="20"/>
               </w:rPr>
-              <w:t>RBAC / Permission Boundary Testing</w:t>
+              <w:t>Frontend + E2E Automation</w:t>
             </w:r>
           </w:p>
         </w:tc>
@@ -6705,7 +7298,7 @@
               <w:rPr>
                 <w:sz w:val="20"/>
               </w:rPr>
-              <w:t>Role-based access enforcement across all 29 screens + 11 popups</w:t>
+              <w:t>6–11</w:t>
             </w:r>
           </w:p>
         </w:tc>
@@ -6718,7 +7311,7 @@
               <w:rPr>
                 <w:sz w:val="20"/>
               </w:rPr>
-              <w:t>~1.5 weeks (QA)</w:t>
+              <w:t>29 screens, 11 modals, persona-based access, critical journey automation</w:t>
             </w:r>
           </w:p>
         </w:tc>
@@ -6733,7 +7326,7 @@
               <w:rPr>
                 <w:sz w:val="20"/>
               </w:rPr>
-              <w:t>Data Protection &amp; Isolation</w:t>
+              <w:t>Integration Hardening</w:t>
             </w:r>
           </w:p>
         </w:tc>
@@ -6746,7 +7339,7 @@
               <w:rPr>
                 <w:sz w:val="20"/>
               </w:rPr>
-              <w:t>Multi-tenant data isolation verification, PII handling</w:t>
+              <w:t>9–11</w:t>
             </w:r>
           </w:p>
         </w:tc>
@@ -6759,7 +7352,7 @@
               <w:rPr>
                 <w:sz w:val="20"/>
               </w:rPr>
-              <w:t>~1 week (QA)</w:t>
+              <w:t>Deep failure simulation, circuit breaker/retry validation</w:t>
             </w:r>
           </w:p>
         </w:tc>
@@ -6774,7 +7367,7 @@
               <w:rPr>
                 <w:sz w:val="20"/>
               </w:rPr>
-              <w:t>CSP &amp; Headers Validation</w:t>
+              <w:t>Performance Validation</w:t>
             </w:r>
           </w:p>
         </w:tc>
@@ -6787,7 +7380,7 @@
               <w:rPr>
                 <w:sz w:val="20"/>
               </w:rPr>
-              <w:t>Content Security Policy, unsafe-eval prevention</w:t>
+              <w:t>12–14</w:t>
             </w:r>
           </w:p>
         </w:tc>
@@ -6800,7 +7393,7 @@
               <w:rPr>
                 <w:sz w:val="20"/>
               </w:rPr>
-              <w:t>~3 days (QA)</w:t>
+              <w:t>Load, stress, 8-hour soak, month-end simulation</w:t>
             </w:r>
           </w:p>
         </w:tc>
@@ -6815,7 +7408,7 @@
               <w:rPr>
                 <w:sz w:val="20"/>
               </w:rPr>
-              <w:t>HashiCorp Vault Integration Test</w:t>
+              <w:t>Security &amp; Compliance</w:t>
             </w:r>
           </w:p>
         </w:tc>
@@ -6828,7 +7421,7 @@
               <w:rPr>
                 <w:sz w:val="20"/>
               </w:rPr>
-              <w:t>Key store operations, secret rotation</w:t>
+              <w:t>13–15</w:t>
             </w:r>
           </w:p>
         </w:tc>
@@ -6841,7 +7434,7 @@
               <w:rPr>
                 <w:sz w:val="20"/>
               </w:rPr>
-              <w:t>~3 days (QA)</w:t>
+              <w:t>OWASP, JWT tampering, tenant cross-access, CSP, WCAG 2.0 AA</w:t>
             </w:r>
           </w:p>
         </w:tc>
@@ -6856,7 +7449,7 @@
               <w:rPr>
                 <w:sz w:val="20"/>
               </w:rPr>
-              <w:t>Infosec Clearance Prep</w:t>
+              <w:t>Regression &amp; Release</w:t>
             </w:r>
           </w:p>
         </w:tc>
@@ -6869,7 +7462,7 @@
               <w:rPr>
                 <w:sz w:val="20"/>
               </w:rPr>
-              <w:t>Documentation and remediation for HighRadius cybersecurity team</w:t>
+              <w:t>15–17</w:t>
             </w:r>
           </w:p>
         </w:tc>
@@ -6882,7 +7475,7 @@
               <w:rPr>
                 <w:sz w:val="20"/>
               </w:rPr>
-              <w:t>~1 week (QA)</w:t>
+              <w:t>Full regression cycles, UAT support, release hardening, go-live readiness</w:t>
             </w:r>
           </w:p>
         </w:tc>
@@ -6890,235 +7483,29 @@
     </w:tbl>
     <w:p/>
     <w:p>
+      <w:pPr>
+        <w:ind w:left="283"/>
+      </w:pPr>
+      <w:r>
+        <w:rPr>
+          <w:sz w:val="20"/>
+        </w:rPr>
+        <w:t xml:space="preserve">*For detailed QA strategy, tool stack, and release controls, refer to the </w:t>
+      </w:r>
       <w:r>
         <w:rPr>
           <w:b/>
+          <w:sz w:val="20"/>
         </w:rPr>
-        <w:t>ABAC / RBAC Testing:</w:t>
-      </w:r>
-    </w:p>
-    <w:tbl>
-      <w:tblPr>
-        <w:tblStyle w:val="LightGrid-Accent1"/>
-        <w:tblW w:type="auto" w:w="0"/>
-        <w:jc w:val="center"/>
-        <w:tblLook w:firstColumn="1" w:firstRow="1" w:lastColumn="0" w:lastRow="0" w:noHBand="0" w:noVBand="1" w:val="04A0"/>
-      </w:tblPr>
-      <w:tblGrid>
-        <w:gridCol w:w="2880"/>
-        <w:gridCol w:w="2880"/>
-        <w:gridCol w:w="2880"/>
-      </w:tblGrid>
-      <w:tr>
-        <w:tc>
-          <w:tcPr>
-            <w:tcW w:type="dxa" w:w="2880"/>
-          </w:tcPr>
-          <w:p>
-            <w:r>
-              <w:rPr>
-                <w:b/>
-                <w:sz w:val="20"/>
-              </w:rPr>
-              <w:t>ABAC/RBAC Area</w:t>
-            </w:r>
-          </w:p>
-        </w:tc>
-        <w:tc>
-          <w:tcPr>
-            <w:tcW w:type="dxa" w:w="2880"/>
-          </w:tcPr>
-          <w:p>
-            <w:r>
-              <w:rPr>
-                <w:b/>
-                <w:sz w:val="20"/>
-              </w:rPr>
-              <w:t>Scope</w:t>
-            </w:r>
-          </w:p>
-        </w:tc>
-        <w:tc>
-          <w:tcPr>
-            <w:tcW w:type="dxa" w:w="2880"/>
-          </w:tcPr>
-          <w:p>
-            <w:r>
-              <w:rPr>
-                <w:b/>
-                <w:sz w:val="20"/>
-              </w:rPr>
-              <w:t>Effort</w:t>
-            </w:r>
-          </w:p>
-        </w:tc>
-      </w:tr>
-      <w:tr>
-        <w:tc>
-          <w:tcPr>
-            <w:tcW w:type="dxa" w:w="2880"/>
-          </w:tcPr>
-          <w:p>
-            <w:r>
-              <w:rPr>
-                <w:sz w:val="20"/>
-              </w:rPr>
-              <w:t>Role Matrix Validation</w:t>
-            </w:r>
-          </w:p>
-        </w:tc>
-        <w:tc>
-          <w:tcPr>
-            <w:tcW w:type="dxa" w:w="2880"/>
-          </w:tcPr>
-          <w:p>
-            <w:r>
-              <w:rPr>
-                <w:sz w:val="20"/>
-              </w:rPr>
-              <w:t>Supplier, Supplier Manager, Admin, Approver — all 29 screens + 11 popups</w:t>
-            </w:r>
-          </w:p>
-        </w:tc>
-        <w:tc>
-          <w:tcPr>
-            <w:tcW w:type="dxa" w:w="2880"/>
-          </w:tcPr>
-          <w:p>
-            <w:r>
-              <w:rPr>
-                <w:sz w:val="20"/>
-              </w:rPr>
-              <w:t>~1.5 weeks (QA)</w:t>
-            </w:r>
-          </w:p>
-        </w:tc>
-      </w:tr>
-      <w:tr>
-        <w:tc>
-          <w:tcPr>
-            <w:tcW w:type="dxa" w:w="2880"/>
-          </w:tcPr>
-          <w:p>
-            <w:r>
-              <w:rPr>
-                <w:sz w:val="20"/>
-              </w:rPr>
-              <w:t>Access Boundary Enforcement</w:t>
-            </w:r>
-          </w:p>
-        </w:tc>
-        <w:tc>
-          <w:tcPr>
-            <w:tcW w:type="dxa" w:w="2880"/>
-          </w:tcPr>
-          <w:p>
-            <w:r>
-              <w:rPr>
-                <w:sz w:val="20"/>
-              </w:rPr>
-              <w:t>Cross-tenant data access prevention, Row-level security</w:t>
-            </w:r>
-          </w:p>
-        </w:tc>
-        <w:tc>
-          <w:tcPr>
-            <w:tcW w:type="dxa" w:w="2880"/>
-          </w:tcPr>
-          <w:p>
-            <w:r>
-              <w:rPr>
-                <w:sz w:val="20"/>
-              </w:rPr>
-              <w:t>~1 week (QA)</w:t>
-            </w:r>
-          </w:p>
-        </w:tc>
-      </w:tr>
-      <w:tr>
-        <w:tc>
-          <w:tcPr>
-            <w:tcW w:type="dxa" w:w="2880"/>
-          </w:tcPr>
-          <w:p>
-            <w:r>
-              <w:rPr>
-                <w:sz w:val="20"/>
-              </w:rPr>
-              <w:t>Permission Escalation Testing</w:t>
-            </w:r>
-          </w:p>
-        </w:tc>
-        <w:tc>
-          <w:tcPr>
-            <w:tcW w:type="dxa" w:w="2880"/>
-          </w:tcPr>
-          <w:p>
-            <w:r>
-              <w:rPr>
-                <w:sz w:val="20"/>
-              </w:rPr>
-              <w:t>Ensure no privilege escalation via API manipulation</w:t>
-            </w:r>
-          </w:p>
-        </w:tc>
-        <w:tc>
-          <w:tcPr>
-            <w:tcW w:type="dxa" w:w="2880"/>
-          </w:tcPr>
-          <w:p>
-            <w:r>
-              <w:rPr>
-                <w:sz w:val="20"/>
-              </w:rPr>
-              <w:t>~1 week (QA)</w:t>
-            </w:r>
-          </w:p>
-        </w:tc>
-      </w:tr>
-      <w:tr>
-        <w:tc>
-          <w:tcPr>
-            <w:tcW w:type="dxa" w:w="2880"/>
-          </w:tcPr>
-          <w:p>
-            <w:r>
-              <w:rPr>
-                <w:sz w:val="20"/>
-              </w:rPr>
-              <w:t>Multi-Tenant RBAC Isolation</w:t>
-            </w:r>
-          </w:p>
-        </w:tc>
-        <w:tc>
-          <w:tcPr>
-            <w:tcW w:type="dxa" w:w="2880"/>
-          </w:tcPr>
-          <w:p>
-            <w:r>
-              <w:rPr>
-                <w:sz w:val="20"/>
-              </w:rPr>
-              <w:t>Roles scoped to tenant, no cross-tenant role leakage</w:t>
-            </w:r>
-          </w:p>
-        </w:tc>
-        <w:tc>
-          <w:tcPr>
-            <w:tcW w:type="dxa" w:w="2880"/>
-          </w:tcPr>
-          <w:p>
-            <w:r>
-              <w:rPr>
-                <w:sz w:val="20"/>
-              </w:rPr>
-              <w:t>~1 week (QA)</w:t>
-            </w:r>
-          </w:p>
-        </w:tc>
-      </w:tr>
-    </w:tbl>
-    <w:p/>
+        <w:t>QA Strategy document</w:t>
+      </w:r>
+      <w:r>
+        <w:rPr>
+          <w:sz w:val="20"/>
+        </w:rPr>
+        <w:t>.*</w:t>
+      </w:r>
+    </w:p>
     <w:p>
       <w:pPr>
         <w:pStyle w:val="Heading3"/>
@@ -15778,161 +16165,21 @@
     </w:p>
     <w:p>
       <w:pPr>
+        <w:ind w:left="283"/>
+      </w:pPr>
+      <w:r>
+        <w:rPr>
+          <w:sz w:val="20"/>
+        </w:rPr>
+        <w:t>*For detailed architecture diagrams (E2E process flow, system architecture, onboarding sequence, PO-to-invoice sequence, agent trigger map, security IAM flow, multi-tenant isolation, error handling), refer to `Supplier_Portal_Architecture_Diagrams.md` and the `mermaid/` directory.*</w:t>
+      </w:r>
+    </w:p>
+    <w:p>
+      <w:pPr>
         <w:pStyle w:val="Heading2"/>
       </w:pPr>
       <w:r>
-        <w:t>7.2 Application Architecture</w:t>
-      </w:r>
-    </w:p>
-    <w:p>
-      <w:pPr>
-        <w:pStyle w:val="ListBullet"/>
-      </w:pPr>
-      <w:r/>
-      <w:r>
-        <w:rPr>
-          <w:b/>
-        </w:rPr>
-        <w:t>Presentation Layer:</w:t>
-      </w:r>
-      <w:r>
-        <w:t xml:space="preserve"> React 18.x + G4 DSL, responsive SPA with role-based routing, WCAG 2.0 AA compliance, ARIA tags, virtual scrolling</w:t>
-      </w:r>
-    </w:p>
-    <w:p>
-      <w:pPr>
-        <w:pStyle w:val="ListBullet"/>
-      </w:pPr>
-      <w:r/>
-      <w:r>
-        <w:rPr>
-          <w:b/>
-        </w:rPr>
-        <w:t>API Gateway:</w:t>
-      </w:r>
-      <w:r>
-        <w:t xml:space="preserve"> Request routing, JWT validation, tenant context injection, rate limiting</w:t>
-      </w:r>
-    </w:p>
-    <w:p>
-      <w:pPr>
-        <w:pStyle w:val="ListBullet"/>
-      </w:pPr>
-      <w:r/>
-      <w:r>
-        <w:rPr>
-          <w:b/>
-        </w:rPr>
-        <w:t>Service Layer:</w:t>
-      </w:r>
-      <w:r>
-        <w:t xml:space="preserve"> Spring Boot 3.x microservices with stateless design supporting horizontal scaling; workflow-driven business logic for onboarding, approvals, and invoice processing</w:t>
-      </w:r>
-    </w:p>
-    <w:p>
-      <w:pPr>
-        <w:pStyle w:val="ListBullet"/>
-      </w:pPr>
-      <w:r/>
-      <w:r>
-        <w:rPr>
-          <w:b/>
-        </w:rPr>
-        <w:t>Integration Layer:</w:t>
-      </w:r>
-      <w:r>
-        <w:t xml:space="preserve"> Adapter pattern with circuit breaker, retry, and dead-letter queues for all external system communication</w:t>
-      </w:r>
-    </w:p>
-    <w:p>
-      <w:pPr>
-        <w:pStyle w:val="Heading2"/>
-      </w:pPr>
-      <w:r>
-        <w:t>7.3 Data Architecture</w:t>
-      </w:r>
-    </w:p>
-    <w:p>
-      <w:pPr>
-        <w:pStyle w:val="ListBullet"/>
-      </w:pPr>
-      <w:r/>
-      <w:r>
-        <w:rPr>
-          <w:b/>
-        </w:rPr>
-        <w:t>Multi-Tenancy Model:</w:t>
-      </w:r>
-      <w:r>
-        <w:t xml:space="preserve"> Schema-per-tenant with shared infrastructure; each HighRadius customer gets an isolated PostgreSQL schema with row-level security policies</w:t>
-      </w:r>
-    </w:p>
-    <w:p>
-      <w:pPr>
-        <w:pStyle w:val="ListBullet"/>
-      </w:pPr>
-      <w:r/>
-      <w:r>
-        <w:rPr>
-          <w:b/>
-        </w:rPr>
-        <w:t>Common Schema:</w:t>
-      </w:r>
-      <w:r>
-        <w:t xml:space="preserve"> Shared configuration (form templates, workflow definitions, i18n labels)</w:t>
-      </w:r>
-    </w:p>
-    <w:p>
-      <w:pPr>
-        <w:pStyle w:val="ListBullet"/>
-      </w:pPr>
-      <w:r/>
-      <w:r>
-        <w:rPr>
-          <w:b/>
-        </w:rPr>
-        <w:t>Tenant Resolution:</w:t>
-      </w:r>
-      <w:r>
-        <w:t xml:space="preserve"> JWT claim (tenant_id extracted from Keycloak token) applied at middleware layer before any DB query</w:t>
-      </w:r>
-    </w:p>
-    <w:p>
-      <w:pPr>
-        <w:pStyle w:val="ListBullet"/>
-      </w:pPr>
-      <w:r/>
-      <w:r>
-        <w:rPr>
-          <w:b/>
-        </w:rPr>
-        <w:t>Core Entities:</w:t>
-      </w:r>
-      <w:r>
-        <w:t xml:space="preserve"> Supplier, Invitation, Screening Result, Approval Workflow, Purchase Order, Invoice, Document, Audit Log</w:t>
-      </w:r>
-    </w:p>
-    <w:p>
-      <w:pPr>
-        <w:pStyle w:val="ListBullet"/>
-      </w:pPr>
-      <w:r/>
-      <w:r>
-        <w:rPr>
-          <w:b/>
-        </w:rPr>
-        <w:t>Strategy:</w:t>
-      </w:r>
-      <w:r>
-        <w:t xml:space="preserve"> PostgreSQL OLAP with read replicas, Redis caching layer, immutable audit logs with 2-year retention</w:t>
-      </w:r>
-    </w:p>
-    <w:p>
-      <w:pPr>
-        <w:pStyle w:val="Heading2"/>
-      </w:pPr>
-      <w:r>
-        <w:t>7.4 Integration Architecture</w:t>
+        <w:t>7.2 Technology Stack</w:t>
       </w:r>
     </w:p>
     <w:tbl>
@@ -15958,7 +16205,7 @@
                 <w:b/>
                 <w:sz w:val="20"/>
               </w:rPr>
-              <w:t>External System</w:t>
+              <w:t>Layer</w:t>
             </w:r>
           </w:p>
         </w:tc>
@@ -15972,7 +16219,7 @@
                 <w:b/>
                 <w:sz w:val="20"/>
               </w:rPr>
-              <w:t>Integration Method</w:t>
+              <w:t>Technology</w:t>
             </w:r>
           </w:p>
         </w:tc>
@@ -15986,7 +16233,7 @@
                 <w:b/>
                 <w:sz w:val="20"/>
               </w:rPr>
-              <w:t>Ownership</w:t>
+              <w:t>Details</w:t>
             </w:r>
           </w:p>
         </w:tc>
@@ -16001,7 +16248,7 @@
               <w:rPr>
                 <w:sz w:val="20"/>
               </w:rPr>
-              <w:t>Keycloak IAM</w:t>
+              <w:t>Presentation</w:t>
             </w:r>
           </w:p>
         </w:tc>
@@ -16014,7 +16261,7 @@
               <w:rPr>
                 <w:sz w:val="20"/>
               </w:rPr>
-              <w:t>OIDC/SSO, JWT validation, RBAC</w:t>
+              <w:t>React 18.x + G4 DSL</w:t>
             </w:r>
           </w:p>
         </w:tc>
@@ -16027,7 +16274,7 @@
               <w:rPr>
                 <w:sz w:val="20"/>
               </w:rPr>
-              <w:t>HighRadius-owned; vendor integrates</w:t>
+              <w:t>HighRadius Design System, WCAG 2.0 AA, virtual scrolling</w:t>
             </w:r>
           </w:p>
         </w:tc>
@@ -16042,7 +16289,7 @@
               <w:rPr>
                 <w:sz w:val="20"/>
               </w:rPr>
-              <w:t>Screening Services (Address/TIN/Sanctions)</w:t>
+              <w:t>API Gateway</w:t>
             </w:r>
           </w:p>
         </w:tc>
@@ -16055,7 +16302,7 @@
               <w:rPr>
                 <w:sz w:val="20"/>
               </w:rPr>
-              <w:t>REST API, parallel execution</w:t>
+              <w:t>G4 Platform Gateway</w:t>
             </w:r>
           </w:p>
         </w:tc>
@@ -16068,7 +16315,7 @@
               <w:rPr>
                 <w:sz w:val="20"/>
               </w:rPr>
-              <w:t>HighRadius-owned; vendor integrates</w:t>
+              <w:t>JWT validation, tenant context injection, rate limiting</w:t>
             </w:r>
           </w:p>
         </w:tc>
@@ -16083,7 +16330,7 @@
               <w:rPr>
                 <w:sz w:val="20"/>
               </w:rPr>
-              <w:t>Bank Validation Service</w:t>
+              <w:t>Service</w:t>
             </w:r>
           </w:p>
         </w:tc>
@@ -16096,7 +16343,7 @@
               <w:rPr>
                 <w:sz w:val="20"/>
               </w:rPr>
-              <w:t>REST API</w:t>
+              <w:t>Spring Boot 3.x (Java 17+)</w:t>
             </w:r>
           </w:p>
         </w:tc>
@@ -16109,7 +16356,7 @@
               <w:rPr>
                 <w:sz w:val="20"/>
               </w:rPr>
-              <w:t>HighRadius-owned; vendor integrates</w:t>
+              <w:t>Stateless microservices, horizontal scaling</w:t>
             </w:r>
           </w:p>
         </w:tc>
@@ -16124,7 +16371,7 @@
               <w:rPr>
                 <w:sz w:val="20"/>
               </w:rPr>
-              <w:t>ERP Systems (SAP/Oracle/NetSuite)</w:t>
+              <w:t>Database</w:t>
             </w:r>
           </w:p>
         </w:tc>
@@ -16137,7 +16384,7 @@
               <w:rPr>
                 <w:sz w:val="20"/>
               </w:rPr>
-              <w:t>REST API for PO import/invoice sync</w:t>
+              <w:t>PostgreSQL (OLAP)</w:t>
             </w:r>
           </w:p>
         </w:tc>
@@ -16150,7 +16397,7 @@
               <w:rPr>
                 <w:sz w:val="20"/>
               </w:rPr>
-              <w:t>Vendor builds adapter/orchestration</w:t>
+              <w:t>Schema-per-tenant, row-level security</w:t>
             </w:r>
           </w:p>
         </w:tc>
@@ -16165,7 +16412,7 @@
               <w:rPr>
                 <w:sz w:val="20"/>
               </w:rPr>
-              <w:t>Document Storage</w:t>
+              <w:t>Caching</w:t>
             </w:r>
           </w:p>
         </w:tc>
@@ -16178,7 +16425,7 @@
               <w:rPr>
                 <w:sz w:val="20"/>
               </w:rPr>
-              <w:t>S3-compatible API with virus scanning</w:t>
+              <w:t>Redis</w:t>
             </w:r>
           </w:p>
         </w:tc>
@@ -16191,7 +16438,7 @@
               <w:rPr>
                 <w:sz w:val="20"/>
               </w:rPr>
-              <w:t>Vendor builds integration</w:t>
+              <w:t>Session management, configuration lookups</w:t>
             </w:r>
           </w:p>
         </w:tc>
@@ -16206,7 +16453,7 @@
               <w:rPr>
                 <w:sz w:val="20"/>
               </w:rPr>
-              <w:t>HashiCorp Vault</w:t>
+              <w:t>Security</w:t>
             </w:r>
           </w:p>
         </w:tc>
@@ -16219,7 +16466,7 @@
               <w:rPr>
                 <w:sz w:val="20"/>
               </w:rPr>
-              <w:t>Secrets management API</w:t>
+              <w:t>Keycloak IAM</w:t>
             </w:r>
           </w:p>
         </w:tc>
@@ -16232,7 +16479,7 @@
               <w:rPr>
                 <w:sz w:val="20"/>
               </w:rPr>
-              <w:t>HighRadius-provided; vendor integrates</w:t>
+              <w:t>OIDC/JWT, SSO, RBAC/ABAC</w:t>
             </w:r>
           </w:p>
         </w:tc>
@@ -16247,7 +16494,7 @@
               <w:rPr>
                 <w:sz w:val="20"/>
               </w:rPr>
-              <w:t>Notification Service</w:t>
+              <w:t>Secrets</w:t>
             </w:r>
           </w:p>
         </w:tc>
@@ -16260,7 +16507,7 @@
               <w:rPr>
                 <w:sz w:val="20"/>
               </w:rPr>
-              <w:t>Email/WebSocket for real-time alerts</w:t>
+              <w:t>HashiCorp Vault</w:t>
             </w:r>
           </w:p>
         </w:tc>
@@ -16273,7 +16520,212 @@
               <w:rPr>
                 <w:sz w:val="20"/>
               </w:rPr>
-              <w:t>Vendor builds</w:t>
+              <w:t>Dynamic secrets, credential rotation</w:t>
+            </w:r>
+          </w:p>
+        </w:tc>
+      </w:tr>
+      <w:tr>
+        <w:tc>
+          <w:tcPr>
+            <w:tcW w:type="dxa" w:w="2880"/>
+          </w:tcPr>
+          <w:p>
+            <w:r>
+              <w:rPr>
+                <w:sz w:val="20"/>
+              </w:rPr>
+              <w:t>Encryption</w:t>
+            </w:r>
+          </w:p>
+        </w:tc>
+        <w:tc>
+          <w:tcPr>
+            <w:tcW w:type="dxa" w:w="2880"/>
+          </w:tcPr>
+          <w:p>
+            <w:r>
+              <w:rPr>
+                <w:sz w:val="20"/>
+              </w:rPr>
+              <w:t>TLS 1.3 / AES-256</w:t>
+            </w:r>
+          </w:p>
+        </w:tc>
+        <w:tc>
+          <w:tcPr>
+            <w:tcW w:type="dxa" w:w="2880"/>
+          </w:tcPr>
+          <w:p>
+            <w:r>
+              <w:rPr>
+                <w:sz w:val="20"/>
+              </w:rPr>
+              <w:t>In-transit and at-rest</w:t>
+            </w:r>
+          </w:p>
+        </w:tc>
+      </w:tr>
+      <w:tr>
+        <w:tc>
+          <w:tcPr>
+            <w:tcW w:type="dxa" w:w="2880"/>
+          </w:tcPr>
+          <w:p>
+            <w:r>
+              <w:rPr>
+                <w:sz w:val="20"/>
+              </w:rPr>
+              <w:t>Deployment</w:t>
+            </w:r>
+          </w:p>
+        </w:tc>
+        <w:tc>
+          <w:tcPr>
+            <w:tcW w:type="dxa" w:w="2880"/>
+          </w:tcPr>
+          <w:p>
+            <w:r>
+              <w:rPr>
+                <w:sz w:val="20"/>
+              </w:rPr>
+              <w:t>Docker, Kubernetes, Helm</w:t>
+            </w:r>
+          </w:p>
+        </w:tc>
+        <w:tc>
+          <w:tcPr>
+            <w:tcW w:type="dxa" w:w="2880"/>
+          </w:tcPr>
+          <w:p>
+            <w:r>
+              <w:rPr>
+                <w:sz w:val="20"/>
+              </w:rPr>
+              <w:t>G4 containerized environment</w:t>
+            </w:r>
+          </w:p>
+        </w:tc>
+      </w:tr>
+      <w:tr>
+        <w:tc>
+          <w:tcPr>
+            <w:tcW w:type="dxa" w:w="2880"/>
+          </w:tcPr>
+          <w:p>
+            <w:r>
+              <w:rPr>
+                <w:sz w:val="20"/>
+              </w:rPr>
+              <w:t>CI/CD</w:t>
+            </w:r>
+          </w:p>
+        </w:tc>
+        <w:tc>
+          <w:tcPr>
+            <w:tcW w:type="dxa" w:w="2880"/>
+          </w:tcPr>
+          <w:p>
+            <w:r>
+              <w:rPr>
+                <w:sz w:val="20"/>
+              </w:rPr>
+              <w:t>Per HighRadius practices</w:t>
+            </w:r>
+          </w:p>
+        </w:tc>
+        <w:tc>
+          <w:tcPr>
+            <w:tcW w:type="dxa" w:w="2880"/>
+          </w:tcPr>
+          <w:p>
+            <w:r>
+              <w:rPr>
+                <w:sz w:val="20"/>
+              </w:rPr>
+              <w:t>RFP Section 5 mandate</w:t>
+            </w:r>
+          </w:p>
+        </w:tc>
+      </w:tr>
+      <w:tr>
+        <w:tc>
+          <w:tcPr>
+            <w:tcW w:type="dxa" w:w="2880"/>
+          </w:tcPr>
+          <w:p>
+            <w:r>
+              <w:rPr>
+                <w:sz w:val="20"/>
+              </w:rPr>
+              <w:t>Integration</w:t>
+            </w:r>
+          </w:p>
+        </w:tc>
+        <w:tc>
+          <w:tcPr>
+            <w:tcW w:type="dxa" w:w="2880"/>
+          </w:tcPr>
+          <w:p>
+            <w:r>
+              <w:rPr>
+                <w:sz w:val="20"/>
+              </w:rPr>
+              <w:t>Adapter pattern</w:t>
+            </w:r>
+          </w:p>
+        </w:tc>
+        <w:tc>
+          <w:tcPr>
+            <w:tcW w:type="dxa" w:w="2880"/>
+          </w:tcPr>
+          <w:p>
+            <w:r>
+              <w:rPr>
+                <w:sz w:val="20"/>
+              </w:rPr>
+              <w:t>Circuit breaker, retry, dead-letter queues</w:t>
+            </w:r>
+          </w:p>
+        </w:tc>
+      </w:tr>
+      <w:tr>
+        <w:tc>
+          <w:tcPr>
+            <w:tcW w:type="dxa" w:w="2880"/>
+          </w:tcPr>
+          <w:p>
+            <w:r>
+              <w:rPr>
+                <w:sz w:val="20"/>
+              </w:rPr>
+              <w:t>Compliance</w:t>
+            </w:r>
+          </w:p>
+        </w:tc>
+        <w:tc>
+          <w:tcPr>
+            <w:tcW w:type="dxa" w:w="2880"/>
+          </w:tcPr>
+          <w:p>
+            <w:r>
+              <w:rPr>
+                <w:sz w:val="20"/>
+              </w:rPr>
+              <w:t>OWASP Top 10, SOX/GDPR</w:t>
+            </w:r>
+          </w:p>
+        </w:tc>
+        <w:tc>
+          <w:tcPr>
+            <w:tcW w:type="dxa" w:w="2880"/>
+          </w:tcPr>
+          <w:p>
+            <w:r>
+              <w:rPr>
+                <w:sz w:val="20"/>
+              </w:rPr>
+              <w:t>Immutable audit trails, 2-year retention</w:t>
             </w:r>
           </w:p>
         </w:tc>
@@ -16281,6 +16733,510 @@
     </w:tbl>
     <w:p/>
     <w:p>
+      <w:pPr>
+        <w:pStyle w:val="Heading2"/>
+      </w:pPr>
+      <w:r>
+        <w:t>7.3 Application Architecture</w:t>
+      </w:r>
+    </w:p>
+    <w:p>
+      <w:pPr>
+        <w:pStyle w:val="ListBullet"/>
+      </w:pPr>
+      <w:r/>
+      <w:r>
+        <w:rPr>
+          <w:b/>
+        </w:rPr>
+        <w:t>Presentation Layer:</w:t>
+      </w:r>
+      <w:r>
+        <w:t xml:space="preserve"> React 18.x + G4 DSL, responsive SPA with role-based routing, WCAG 2.0 AA compliance, ARIA tags, virtual scrolling</w:t>
+      </w:r>
+    </w:p>
+    <w:p>
+      <w:pPr>
+        <w:pStyle w:val="ListBullet"/>
+      </w:pPr>
+      <w:r/>
+      <w:r>
+        <w:rPr>
+          <w:b/>
+        </w:rPr>
+        <w:t>API Gateway:</w:t>
+      </w:r>
+      <w:r>
+        <w:t xml:space="preserve"> Request routing, JWT validation, tenant context injection, rate limiting</w:t>
+      </w:r>
+    </w:p>
+    <w:p>
+      <w:pPr>
+        <w:pStyle w:val="ListBullet"/>
+      </w:pPr>
+      <w:r/>
+      <w:r>
+        <w:rPr>
+          <w:b/>
+        </w:rPr>
+        <w:t>Service Layer:</w:t>
+      </w:r>
+      <w:r>
+        <w:t xml:space="preserve"> Spring Boot 3.x microservices with stateless design supporting horizontal scaling; workflow-driven business logic for onboarding, approvals, and invoice processing</w:t>
+      </w:r>
+    </w:p>
+    <w:p>
+      <w:pPr>
+        <w:pStyle w:val="ListBullet"/>
+      </w:pPr>
+      <w:r/>
+      <w:r>
+        <w:rPr>
+          <w:b/>
+        </w:rPr>
+        <w:t>Integration Layer:</w:t>
+      </w:r>
+      <w:r>
+        <w:t xml:space="preserve"> Adapter pattern with circuit breaker, retry, and dead-letter queues for all external system communication</w:t>
+      </w:r>
+    </w:p>
+    <w:p>
+      <w:pPr>
+        <w:pStyle w:val="Heading2"/>
+      </w:pPr>
+      <w:r>
+        <w:t>7.4 Data Architecture</w:t>
+      </w:r>
+    </w:p>
+    <w:p>
+      <w:pPr>
+        <w:pStyle w:val="ListBullet"/>
+      </w:pPr>
+      <w:r/>
+      <w:r>
+        <w:rPr>
+          <w:b/>
+        </w:rPr>
+        <w:t>Multi-Tenancy Model:</w:t>
+      </w:r>
+      <w:r>
+        <w:t xml:space="preserve"> Schema-per-tenant with shared infrastructure; each HighRadius customer gets an isolated PostgreSQL schema with row-level security policies</w:t>
+      </w:r>
+    </w:p>
+    <w:p>
+      <w:pPr>
+        <w:pStyle w:val="ListBullet"/>
+      </w:pPr>
+      <w:r/>
+      <w:r>
+        <w:rPr>
+          <w:b/>
+        </w:rPr>
+        <w:t>Common Schema:</w:t>
+      </w:r>
+      <w:r>
+        <w:t xml:space="preserve"> Shared configuration (form templates, workflow definitions, i18n labels)</w:t>
+      </w:r>
+    </w:p>
+    <w:p>
+      <w:pPr>
+        <w:pStyle w:val="ListBullet"/>
+      </w:pPr>
+      <w:r/>
+      <w:r>
+        <w:rPr>
+          <w:b/>
+        </w:rPr>
+        <w:t>Tenant Resolution:</w:t>
+      </w:r>
+      <w:r>
+        <w:t xml:space="preserve"> JWT claim (tenant_id extracted from Keycloak token) applied at middleware layer before any DB query</w:t>
+      </w:r>
+    </w:p>
+    <w:p>
+      <w:pPr>
+        <w:pStyle w:val="ListBullet"/>
+      </w:pPr>
+      <w:r/>
+      <w:r>
+        <w:rPr>
+          <w:b/>
+        </w:rPr>
+        <w:t>Core Entities:</w:t>
+      </w:r>
+      <w:r>
+        <w:t xml:space="preserve"> Supplier, Invitation, Screening Result, Approval Workflow, Purchase Order, Invoice, Document, Audit Log</w:t>
+      </w:r>
+    </w:p>
+    <w:p>
+      <w:pPr>
+        <w:pStyle w:val="ListBullet"/>
+      </w:pPr>
+      <w:r/>
+      <w:r>
+        <w:rPr>
+          <w:b/>
+        </w:rPr>
+        <w:t>Strategy:</w:t>
+      </w:r>
+      <w:r>
+        <w:t xml:space="preserve"> PostgreSQL OLAP with read replicas, Redis caching layer, immutable audit logs with 2-year retention</w:t>
+      </w:r>
+    </w:p>
+    <w:p>
+      <w:pPr>
+        <w:pStyle w:val="Heading2"/>
+      </w:pPr>
+      <w:r>
+        <w:t>7.5 Integration Architecture</w:t>
+      </w:r>
+    </w:p>
+    <w:tbl>
+      <w:tblPr>
+        <w:tblStyle w:val="LightGrid-Accent1"/>
+        <w:tblW w:type="auto" w:w="0"/>
+        <w:jc w:val="center"/>
+        <w:tblLook w:firstColumn="1" w:firstRow="1" w:lastColumn="0" w:lastRow="0" w:noHBand="0" w:noVBand="1" w:val="04A0"/>
+      </w:tblPr>
+      <w:tblGrid>
+        <w:gridCol w:w="2880"/>
+        <w:gridCol w:w="2880"/>
+        <w:gridCol w:w="2880"/>
+      </w:tblGrid>
+      <w:tr>
+        <w:tc>
+          <w:tcPr>
+            <w:tcW w:type="dxa" w:w="2880"/>
+          </w:tcPr>
+          <w:p>
+            <w:r>
+              <w:rPr>
+                <w:b/>
+                <w:sz w:val="20"/>
+              </w:rPr>
+              <w:t>External System</w:t>
+            </w:r>
+          </w:p>
+        </w:tc>
+        <w:tc>
+          <w:tcPr>
+            <w:tcW w:type="dxa" w:w="2880"/>
+          </w:tcPr>
+          <w:p>
+            <w:r>
+              <w:rPr>
+                <w:b/>
+                <w:sz w:val="20"/>
+              </w:rPr>
+              <w:t>Integration Method</w:t>
+            </w:r>
+          </w:p>
+        </w:tc>
+        <w:tc>
+          <w:tcPr>
+            <w:tcW w:type="dxa" w:w="2880"/>
+          </w:tcPr>
+          <w:p>
+            <w:r>
+              <w:rPr>
+                <w:b/>
+                <w:sz w:val="20"/>
+              </w:rPr>
+              <w:t>Ownership</w:t>
+            </w:r>
+          </w:p>
+        </w:tc>
+      </w:tr>
+      <w:tr>
+        <w:tc>
+          <w:tcPr>
+            <w:tcW w:type="dxa" w:w="2880"/>
+          </w:tcPr>
+          <w:p>
+            <w:r>
+              <w:rPr>
+                <w:sz w:val="20"/>
+              </w:rPr>
+              <w:t>Keycloak IAM</w:t>
+            </w:r>
+          </w:p>
+        </w:tc>
+        <w:tc>
+          <w:tcPr>
+            <w:tcW w:type="dxa" w:w="2880"/>
+          </w:tcPr>
+          <w:p>
+            <w:r>
+              <w:rPr>
+                <w:sz w:val="20"/>
+              </w:rPr>
+              <w:t>OIDC/SSO, JWT validation, RBAC</w:t>
+            </w:r>
+          </w:p>
+        </w:tc>
+        <w:tc>
+          <w:tcPr>
+            <w:tcW w:type="dxa" w:w="2880"/>
+          </w:tcPr>
+          <w:p>
+            <w:r>
+              <w:rPr>
+                <w:sz w:val="20"/>
+              </w:rPr>
+              <w:t>HighRadius-owned; vendor integrates</w:t>
+            </w:r>
+          </w:p>
+        </w:tc>
+      </w:tr>
+      <w:tr>
+        <w:tc>
+          <w:tcPr>
+            <w:tcW w:type="dxa" w:w="2880"/>
+          </w:tcPr>
+          <w:p>
+            <w:r>
+              <w:rPr>
+                <w:sz w:val="20"/>
+              </w:rPr>
+              <w:t>Screening Services (Address/TIN/Sanctions)</w:t>
+            </w:r>
+          </w:p>
+        </w:tc>
+        <w:tc>
+          <w:tcPr>
+            <w:tcW w:type="dxa" w:w="2880"/>
+          </w:tcPr>
+          <w:p>
+            <w:r>
+              <w:rPr>
+                <w:sz w:val="20"/>
+              </w:rPr>
+              <w:t>REST API, parallel execution</w:t>
+            </w:r>
+          </w:p>
+        </w:tc>
+        <w:tc>
+          <w:tcPr>
+            <w:tcW w:type="dxa" w:w="2880"/>
+          </w:tcPr>
+          <w:p>
+            <w:r>
+              <w:rPr>
+                <w:sz w:val="20"/>
+              </w:rPr>
+              <w:t>HighRadius-owned; vendor integrates</w:t>
+            </w:r>
+          </w:p>
+        </w:tc>
+      </w:tr>
+      <w:tr>
+        <w:tc>
+          <w:tcPr>
+            <w:tcW w:type="dxa" w:w="2880"/>
+          </w:tcPr>
+          <w:p>
+            <w:r>
+              <w:rPr>
+                <w:sz w:val="20"/>
+              </w:rPr>
+              <w:t>Bank Validation Service</w:t>
+            </w:r>
+          </w:p>
+        </w:tc>
+        <w:tc>
+          <w:tcPr>
+            <w:tcW w:type="dxa" w:w="2880"/>
+          </w:tcPr>
+          <w:p>
+            <w:r>
+              <w:rPr>
+                <w:sz w:val="20"/>
+              </w:rPr>
+              <w:t>REST API</w:t>
+            </w:r>
+          </w:p>
+        </w:tc>
+        <w:tc>
+          <w:tcPr>
+            <w:tcW w:type="dxa" w:w="2880"/>
+          </w:tcPr>
+          <w:p>
+            <w:r>
+              <w:rPr>
+                <w:sz w:val="20"/>
+              </w:rPr>
+              <w:t>HighRadius-owned; vendor integrates</w:t>
+            </w:r>
+          </w:p>
+        </w:tc>
+      </w:tr>
+      <w:tr>
+        <w:tc>
+          <w:tcPr>
+            <w:tcW w:type="dxa" w:w="2880"/>
+          </w:tcPr>
+          <w:p>
+            <w:r>
+              <w:rPr>
+                <w:sz w:val="20"/>
+              </w:rPr>
+              <w:t>ERP Systems (SAP/Oracle/NetSuite)</w:t>
+            </w:r>
+          </w:p>
+        </w:tc>
+        <w:tc>
+          <w:tcPr>
+            <w:tcW w:type="dxa" w:w="2880"/>
+          </w:tcPr>
+          <w:p>
+            <w:r>
+              <w:rPr>
+                <w:sz w:val="20"/>
+              </w:rPr>
+              <w:t>REST API for PO import/invoice sync</w:t>
+            </w:r>
+          </w:p>
+        </w:tc>
+        <w:tc>
+          <w:tcPr>
+            <w:tcW w:type="dxa" w:w="2880"/>
+          </w:tcPr>
+          <w:p>
+            <w:r>
+              <w:rPr>
+                <w:sz w:val="20"/>
+              </w:rPr>
+              <w:t>Vendor builds adapter/orchestration</w:t>
+            </w:r>
+          </w:p>
+        </w:tc>
+      </w:tr>
+      <w:tr>
+        <w:tc>
+          <w:tcPr>
+            <w:tcW w:type="dxa" w:w="2880"/>
+          </w:tcPr>
+          <w:p>
+            <w:r>
+              <w:rPr>
+                <w:sz w:val="20"/>
+              </w:rPr>
+              <w:t>Document Storage</w:t>
+            </w:r>
+          </w:p>
+        </w:tc>
+        <w:tc>
+          <w:tcPr>
+            <w:tcW w:type="dxa" w:w="2880"/>
+          </w:tcPr>
+          <w:p>
+            <w:r>
+              <w:rPr>
+                <w:sz w:val="20"/>
+              </w:rPr>
+              <w:t>S3-compatible API with virus scanning</w:t>
+            </w:r>
+          </w:p>
+        </w:tc>
+        <w:tc>
+          <w:tcPr>
+            <w:tcW w:type="dxa" w:w="2880"/>
+          </w:tcPr>
+          <w:p>
+            <w:r>
+              <w:rPr>
+                <w:sz w:val="20"/>
+              </w:rPr>
+              <w:t>Vendor builds integration</w:t>
+            </w:r>
+          </w:p>
+        </w:tc>
+      </w:tr>
+      <w:tr>
+        <w:tc>
+          <w:tcPr>
+            <w:tcW w:type="dxa" w:w="2880"/>
+          </w:tcPr>
+          <w:p>
+            <w:r>
+              <w:rPr>
+                <w:sz w:val="20"/>
+              </w:rPr>
+              <w:t>HashiCorp Vault</w:t>
+            </w:r>
+          </w:p>
+        </w:tc>
+        <w:tc>
+          <w:tcPr>
+            <w:tcW w:type="dxa" w:w="2880"/>
+          </w:tcPr>
+          <w:p>
+            <w:r>
+              <w:rPr>
+                <w:sz w:val="20"/>
+              </w:rPr>
+              <w:t>Secrets management API</w:t>
+            </w:r>
+          </w:p>
+        </w:tc>
+        <w:tc>
+          <w:tcPr>
+            <w:tcW w:type="dxa" w:w="2880"/>
+          </w:tcPr>
+          <w:p>
+            <w:r>
+              <w:rPr>
+                <w:sz w:val="20"/>
+              </w:rPr>
+              <w:t>HighRadius-provided; vendor integrates</w:t>
+            </w:r>
+          </w:p>
+        </w:tc>
+      </w:tr>
+      <w:tr>
+        <w:tc>
+          <w:tcPr>
+            <w:tcW w:type="dxa" w:w="2880"/>
+          </w:tcPr>
+          <w:p>
+            <w:r>
+              <w:rPr>
+                <w:sz w:val="20"/>
+              </w:rPr>
+              <w:t>Notification Service</w:t>
+            </w:r>
+          </w:p>
+        </w:tc>
+        <w:tc>
+          <w:tcPr>
+            <w:tcW w:type="dxa" w:w="2880"/>
+          </w:tcPr>
+          <w:p>
+            <w:r>
+              <w:rPr>
+                <w:sz w:val="20"/>
+              </w:rPr>
+              <w:t>Email/WebSocket for real-time alerts</w:t>
+            </w:r>
+          </w:p>
+        </w:tc>
+        <w:tc>
+          <w:tcPr>
+            <w:tcW w:type="dxa" w:w="2880"/>
+          </w:tcPr>
+          <w:p>
+            <w:r>
+              <w:rPr>
+                <w:sz w:val="20"/>
+              </w:rPr>
+              <w:t>Vendor builds</w:t>
+            </w:r>
+          </w:p>
+        </w:tc>
+      </w:tr>
+    </w:tbl>
+    <w:p/>
+    <w:p>
       <w:r>
         <w:t>All integrations use fault tolerance patterns: circuit breaker, exponential retry, dead-letter queues.</w:t>
       </w:r>
@@ -16290,7 +17246,7 @@
         <w:pStyle w:val="Heading2"/>
       </w:pPr>
       <w:r>
-        <w:t>7.5 Security Architecture</w:t>
+        <w:t>7.6 Security Architecture</w:t>
       </w:r>
     </w:p>
     <w:p>
@@ -18773,7 +19729,7 @@
         <w:pStyle w:val="Heading2"/>
       </w:pPr>
       <w:r>
-        <w:t>7.6 Deployment Architecture</w:t>
+        <w:t>7.7 Deployment Architecture</w:t>
       </w:r>
     </w:p>
     <w:p>
@@ -24078,6 +25034,67 @@
       </w:pPr>
       <w:r>
         <w:t>Knowledge transfer sessions</w:t>
+      </w:r>
+    </w:p>
+    <w:p>
+      <w:pPr>
+        <w:pStyle w:val="Heading2"/>
+      </w:pPr>
+      <w:r>
+        <w:t>11.6 Project Assumptions</w:t>
+      </w:r>
+    </w:p>
+    <w:p>
+      <w:r>
+        <w:t>The timeline and delivery plan are based on the following key assumptions (aligned with Section 20 — Commercial Proposal):</w:t>
+      </w:r>
+    </w:p>
+    <w:p>
+      <w:pPr>
+        <w:pStyle w:val="ListBullet"/>
+      </w:pPr>
+      <w:r>
+        <w:t>All 16 undesigned screens will be finalized during Sprint 0 design sprint.</w:t>
+      </w:r>
+    </w:p>
+    <w:p>
+      <w:pPr>
+        <w:pStyle w:val="ListBullet"/>
+      </w:pPr>
+      <w:r>
+        <w:t>UX assets and style guide will be provided by HighRadius or approved within 5 business days.</w:t>
+      </w:r>
+    </w:p>
+    <w:p>
+      <w:pPr>
+        <w:pStyle w:val="ListBullet"/>
+      </w:pPr>
+      <w:r>
+        <w:t>No major changes to G4 platform or ERP interfaces during the 20-week delivery window.</w:t>
+      </w:r>
+    </w:p>
+    <w:p>
+      <w:pPr>
+        <w:pStyle w:val="ListBullet"/>
+      </w:pPr>
+      <w:r>
+        <w:t>HighRadius resources (Product, Engineering, Infosec) will be available for weekly reviews and sign-offs.</w:t>
+      </w:r>
+    </w:p>
+    <w:p>
+      <w:pPr>
+        <w:pStyle w:val="ListBullet"/>
+      </w:pPr>
+      <w:r>
+        <w:t>Production environment and G4 deployment access granted by Week 4.</w:t>
+      </w:r>
+    </w:p>
+    <w:p>
+      <w:pPr>
+        <w:pStyle w:val="ListBullet"/>
+      </w:pPr>
+      <w:r>
+        <w:t>Scope variance capped at 10–15%; anything beyond will be handled via formal Change Request (see Section 16).</w:t>
       </w:r>
     </w:p>
     <w:p>

--- a/Supplier_Portal_Proposal_v3.3.docx
+++ b/Supplier_Portal_Proposal_v3.3.docx
@@ -6310,6 +6310,17 @@
     </w:p>
     <w:p>
       <w:pPr>
+        <w:ind w:left="283"/>
+      </w:pPr>
+      <w:r>
+        <w:rPr>
+          <w:sz w:val="20"/>
+        </w:rPr>
+        <w:t>*For detailed integration architecture, system mapping, and fault tolerance patterns, refer to Section 7 (Solution Architecture).*</w:t>
+      </w:r>
+    </w:p>
+    <w:p>
+      <w:pPr>
         <w:pStyle w:val="Heading3"/>
       </w:pPr>
       <w:r>
@@ -7544,6 +7555,17 @@
       </w:pPr>
       <w:r>
         <w:t>Root cause analysis and knowledge transfer</w:t>
+      </w:r>
+    </w:p>
+    <w:p>
+      <w:pPr>
+        <w:ind w:left="283"/>
+      </w:pPr>
+      <w:r>
+        <w:rPr>
+          <w:sz w:val="20"/>
+        </w:rPr>
+        <w:t>*For detailed hypercare SLAs, escalation matrix, and support model, refer to Section 19 (Support &amp; Warranty Model).*</w:t>
       </w:r>
     </w:p>
     <w:p>
@@ -27592,6 +27614,15 @@
           <w:color w:val="646464"/>
         </w:rPr>
         <w:t>[Standard section — to be populated with Metapointer standard template]</w:t>
+      </w:r>
+    </w:p>
+    <w:p>
+      <w:r>
+        <w:rPr>
+          <w:i/>
+          <w:color w:val="646464"/>
+        </w:rPr>
+        <w:t>This section will cover: Architecture documentation, API documentation (OpenAPI/Swagger), Deployment guides &amp; runbooks, KT session structure &amp; schedule, Handover acceptance criteria.</w:t>
       </w:r>
     </w:p>
     <w:p>
